--- a/submission/Lab_3_Fadi.docx
+++ b/submission/Lab_3_Fadi.docx
@@ -3,6 +3,10 @@
 <w:document xmlns:wpc="http://schemas.microsoft.com/office/word/2010/wordprocessingCanvas" xmlns:cx="http://schemas.microsoft.com/office/drawing/2014/chartex" xmlns:cx1="http://schemas.microsoft.com/office/drawing/2015/9/8/chartex" xmlns:cx2="http://schemas.microsoft.com/office/drawing/2015/10/21/chartex" xmlns:cx3="http://schemas.microsoft.com/office/drawing/2016/5/9/chartex" xmlns:cx4="http://schemas.microsoft.com/office/drawing/2016/5/10/chartex" xmlns:cx5="http://schemas.microsoft.com/office/drawing/2016/5/11/chartex" xmlns:cx6="http://schemas.microsoft.com/office/drawing/2016/5/12/chartex" xmlns:cx7="http://schemas.microsoft.com/office/drawing/2016/5/13/chartex" xmlns:cx8="http://schemas.microsoft.com/office/drawing/2016/5/14/chartex" xmlns:mc="http://schemas.openxmlformats.org/markup-compatibility/2006" xmlns:aink="http://schemas.microsoft.com/office/drawing/2016/ink" xmlns:am3d="http://schemas.microsoft.com/office/drawing/2017/model3d" xmlns:o="urn:schemas-microsoft-com:office:office" xmlns:oel="http://schemas.microsoft.com/office/2019/extlst" xmlns:r="http://schemas.openxmlformats.org/officeDocument/2006/relationships" xmlns:m="http://schemas.openxmlformats.org/officeDocument/2006/math" xmlns:v="urn:schemas-microsoft-com:vml" xmlns:wp14="http://schemas.microsoft.com/office/word/2010/wordprocessingDrawing" xmlns:wp="http://schemas.openxmlformats.org/drawingml/2006/wordprocessingDrawing" xmlns:w10="urn:schemas-microsoft-com:office:word" xmlns:w="http://schemas.openxmlformats.org/wordprocessingml/2006/main" xmlns:w14="http://schemas.microsoft.com/office/word/2010/wordml" xmlns:w15="http://schemas.microsoft.com/office/word/2012/wordml" xmlns:w16cex="http://schemas.microsoft.com/office/word/2018/wordml/cex" xmlns:w16cid="http://schemas.microsoft.com/office/word/2016/wordml/cid" xmlns:w16="http://schemas.microsoft.com/office/word/2018/wordml" xmlns:w16du="http://schemas.microsoft.com/office/word/2023/wordml/word16du" xmlns:w16sdtdh="http://schemas.microsoft.com/office/word/2020/wordml/sdtdatahash" xmlns:w16sdtfl="http://schemas.microsoft.com/office/word/2024/wordml/sdtformatlock" xmlns:w16se="http://schemas.microsoft.com/office/word/2015/wordml/symex" xmlns:wpg="http://schemas.microsoft.com/office/word/2010/wordprocessingGroup" xmlns:wpi="http://schemas.microsoft.com/office/word/2010/wordprocessingInk" xmlns:wne="http://schemas.microsoft.com/office/word/2006/wordml" xmlns:wps="http://schemas.microsoft.com/office/word/2010/wordprocessingShape" mc:Ignorable="w14 w15 w16se w16cid w16 w16cex w16sdtdh w16sdtfl w16du wp14">
   <w:body>
     <w:p>
+      <w:pPr>
+        <w:ind w:firstLine="720"/>
+        <w:jc w:val="center"/>
+      </w:pPr>
       <w:r>
         <w:rPr>
           <w:b/>
@@ -12,18 +16,19 @@
       </w:r>
     </w:p>
     <w:p>
+      <w:pPr>
+        <w:jc w:val="center"/>
+      </w:pPr>
       <w:r>
         <w:t>Name: Fadi Alkaial</w:t>
       </w:r>
     </w:p>
     <w:p>
+      <w:pPr>
+        <w:jc w:val="center"/>
+      </w:pPr>
       <w:r>
         <w:t>Course: AIP444 - AI for Programmers</w:t>
-      </w:r>
-    </w:p>
-    <w:p>
-      <w:r>
-        <w:t>Submission status: Draft. Replace the GitHub URL placeholder after you push your code.</w:t>
       </w:r>
     </w:p>
     <w:p>
@@ -32,11 +37,6 @@
       </w:pPr>
       <w:r>
         <w:t>1. GitHub URL</w:t>
-      </w:r>
-    </w:p>
-    <w:p>
-      <w:r>
-        <w:t>Paste your GitHub repo/folder link here after pushing:</w:t>
       </w:r>
     </w:p>
     <w:p>
@@ -44,31 +44,23 @@
         <w:pStyle w:val="Heading1"/>
       </w:pPr>
       <w:hyperlink r:id="rId6" w:history="1">
-        <w:proofErr w:type="spellStart"/>
         <w:r>
           <w:rPr>
             <w:rStyle w:val="Hyperlink"/>
           </w:rPr>
-          <w:t>fkayal</w:t>
-        </w:r>
-        <w:proofErr w:type="spellEnd"/>
-        <w:r>
-          <w:rPr>
-            <w:rStyle w:val="Hyperlink"/>
-          </w:rPr>
-          <w:t>/aip444-sum</w:t>
+          <w:t>https://github.com/fkayal/aip44</w:t>
         </w:r>
         <w:r>
           <w:rPr>
             <w:rStyle w:val="Hyperlink"/>
           </w:rPr>
-          <w:t>m</w:t>
+          <w:t>4</w:t>
         </w:r>
         <w:r>
           <w:rPr>
             <w:rStyle w:val="Hyperlink"/>
           </w:rPr>
-          <w:t>er</w:t>
+          <w:t>-summer</w:t>
         </w:r>
       </w:hyperlink>
     </w:p>
@@ -343,256 +335,1271 @@
     </w:p>
     <w:p>
       <w:r>
-        <w:t>PR analyzed: https://github.com/microsoft/vscode/pull/289801</w:t>
-      </w:r>
+        <w:t xml:space="preserve">## </w:t>
+      </w:r>
+      <w:proofErr w:type="spellStart"/>
+      <w:proofErr w:type="gramStart"/>
+      <w:r>
+        <w:t>tl;dr</w:t>
+      </w:r>
+      <w:proofErr w:type="spellEnd"/>
+      <w:proofErr w:type="gramEnd"/>
     </w:p>
     <w:p>
       <w:r>
-        <w:t>Paste the full Markdown output from your tool below. The draft below is a sample based on the same PR; replace it with your saved output.md after running the CLI with your OpenRouter key.</w:t>
+        <w:t>This PR introduces a "Find in Page" feature for the integrated browser view, allowing users to search within the rendered web content.</w:t>
+      </w:r>
+    </w:p>
+    <w:p/>
+    <w:p>
+      <w:r>
+        <w:t>## Stakeholders</w:t>
       </w:r>
     </w:p>
     <w:p>
       <w:r>
-        <w:rPr>
-          <w:rFonts w:ascii="Courier New" w:hAnsi="Courier New"/>
-          <w:sz w:val="16"/>
-        </w:rPr>
-        <w:t>## tl;dr</w:t>
-      </w:r>
-      <w:r>
-        <w:rPr>
-          <w:rFonts w:ascii="Courier New" w:hAnsi="Courier New"/>
-          <w:sz w:val="16"/>
-        </w:rPr>
-        <w:br/>
-        <w:t>This PR adds Find in Page support to VS Code's integrated browser by connecting a find widget to Electron webContents search APIs.</w:t>
-      </w:r>
-      <w:r>
-        <w:rPr>
-          <w:rFonts w:ascii="Courier New" w:hAnsi="Courier New"/>
-          <w:sz w:val="16"/>
-        </w:rPr>
-        <w:br/>
-      </w:r>
-      <w:r>
-        <w:rPr>
-          <w:rFonts w:ascii="Courier New" w:hAnsi="Courier New"/>
-          <w:sz w:val="16"/>
-        </w:rPr>
-        <w:br/>
-        <w:t>## Stakeholders</w:t>
-      </w:r>
-      <w:r>
-        <w:rPr>
-          <w:rFonts w:ascii="Courier New" w:hAnsi="Courier New"/>
-          <w:sz w:val="16"/>
-        </w:rPr>
-        <w:br/>
-        <w:t>- kycutler: PR author; implemented the feature, responded to reviewer concerns, and explained tradeoffs around page refresh behavior and Chromium search lag.</w:t>
-      </w:r>
-      <w:r>
-        <w:rPr>
-          <w:rFonts w:ascii="Courier New" w:hAnsi="Courier New"/>
-          <w:sz w:val="16"/>
-        </w:rPr>
-        <w:br/>
-        <w:t>- jruales: Reviewer; focused on UI polish, dismissal behavior, popped-out window shortcut behavior, padding, and perceived search-highlight lag.</w:t>
-      </w:r>
-      <w:r>
-        <w:rPr>
-          <w:rFonts w:ascii="Courier New" w:hAnsi="Courier New"/>
-          <w:sz w:val="16"/>
-        </w:rPr>
-        <w:br/>
-        <w:t>- Copilot: AI reviewer; summarized the changed files and identified the overall implementation shape.</w:t>
-      </w:r>
-      <w:r>
-        <w:rPr>
-          <w:rFonts w:ascii="Courier New" w:hAnsi="Courier New"/>
-          <w:sz w:val="16"/>
-        </w:rPr>
-        <w:br/>
-        <w:t>- vs-code-engineering: Bot; handled milestone/assignment automation.</w:t>
-      </w:r>
-      <w:r>
-        <w:rPr>
-          <w:rFonts w:ascii="Courier New" w:hAnsi="Courier New"/>
-          <w:sz w:val="16"/>
-        </w:rPr>
-        <w:br/>
-      </w:r>
-      <w:r>
-        <w:rPr>
-          <w:rFonts w:ascii="Courier New" w:hAnsi="Courier New"/>
-          <w:sz w:val="16"/>
-        </w:rPr>
-        <w:br/>
+        <w:t>*   **</w:t>
+      </w:r>
+      <w:proofErr w:type="spellStart"/>
+      <w:r>
+        <w:t>jruales</w:t>
+      </w:r>
+      <w:proofErr w:type="spellEnd"/>
+      <w:r>
+        <w:t>**: Provided feedback on UI/UX, specifically regarding the find widget's appearance, behavior during navigation, and performance lag. Also identified an issue with popped-out windows.</w:t>
+      </w:r>
+    </w:p>
+    <w:p>
+      <w:r>
+        <w:t>*   **</w:t>
+      </w:r>
+      <w:proofErr w:type="spellStart"/>
+      <w:r>
+        <w:t>kycutler</w:t>
+      </w:r>
+      <w:proofErr w:type="spellEnd"/>
+      <w:r>
+        <w:t>**: The author of the PR, who responded to feedback, addressed an issue with popped-out windows, and explained potential Chromium behavior for search lag.</w:t>
+      </w:r>
+    </w:p>
+    <w:p/>
+    <w:p>
+      <w:r>
         <w:t>## Changes</w:t>
       </w:r>
-      <w:r>
-        <w:rPr>
-          <w:rFonts w:ascii="Courier New" w:hAnsi="Courier New"/>
-          <w:sz w:val="16"/>
-        </w:rPr>
-        <w:br/>
-        <w:t>- `src/vs/workbench/contrib/browserView/electron-browser/browserFindWidget.ts`: Adds a browser-specific find widget built around the existing `SimpleFindWidget`, so the integrated browser gets familiar find controls instead of inventing a separate UI.</w:t>
-      </w:r>
-      <w:r>
-        <w:rPr>
-          <w:rFonts w:ascii="Courier New" w:hAnsi="Courier New"/>
-          <w:sz w:val="16"/>
-        </w:rPr>
-        <w:br/>
-        <w:t>- `src/vs/workbench/contrib/browserView/electron-browser/browserEditor.ts`: Integrates the find widget into the browser editor lifecycle, including lazy creation and layout positioning.</w:t>
-      </w:r>
-      <w:r>
-        <w:rPr>
-          <w:rFonts w:ascii="Courier New" w:hAnsi="Courier New"/>
-          <w:sz w:val="16"/>
-        </w:rPr>
-        <w:br/>
-        <w:t>- `src/vs/workbench/contrib/browserView/electron-browser/browser.css`: Adds styling so the find widget fits visually inside the browser editor.</w:t>
-      </w:r>
-      <w:r>
-        <w:rPr>
-          <w:rFonts w:ascii="Courier New" w:hAnsi="Courier New"/>
-          <w:sz w:val="16"/>
-        </w:rPr>
-        <w:br/>
-        <w:t>- `src/vs/workbench/contrib/browserView/browserViewActions.ts`: Adds actions for showing, hiding, and navigating find results, with expected keyboard behavior such as Ctrl/Cmd+F and find-next/find-previous shortcuts.</w:t>
-      </w:r>
-      <w:r>
-        <w:rPr>
-          <w:rFonts w:ascii="Courier New" w:hAnsi="Courier New"/>
-          <w:sz w:val="16"/>
-        </w:rPr>
-        <w:br/>
-        <w:t>- `src/vs/workbench/contrib/browserView/common/browserView.ts`: Expands the browser view model/service contract so renderer-side code can request find operations without directly touching Electron internals.</w:t>
-      </w:r>
-      <w:r>
-        <w:rPr>
-          <w:rFonts w:ascii="Courier New" w:hAnsi="Courier New"/>
-          <w:sz w:val="16"/>
-        </w:rPr>
-        <w:br/>
-        <w:t>- `src/vs/workbench/contrib/browserView/electron-main/browserViewMainService.ts`: Routes find calls to the correct browser view instance in the Electron main process.</w:t>
-      </w:r>
-      <w:r>
-        <w:rPr>
-          <w:rFonts w:ascii="Courier New" w:hAnsi="Courier New"/>
-          <w:sz w:val="16"/>
-        </w:rPr>
-        <w:br/>
-        <w:t>- `src/vs/platform/browserView/electron-main/browserView.ts`: Uses Electron `webContents.findInPage` and related stop/find result behavior to perform the actual web page search.</w:t>
-      </w:r>
-      <w:r>
-        <w:rPr>
-          <w:rFonts w:ascii="Courier New" w:hAnsi="Courier New"/>
-          <w:sz w:val="16"/>
-        </w:rPr>
-        <w:br/>
-        <w:t>- Related type/interface files: Add find option/result structures so the API has typed data instead of loose parameters.</w:t>
-      </w:r>
-      <w:r>
-        <w:rPr>
-          <w:rFonts w:ascii="Courier New" w:hAnsi="Courier New"/>
-          <w:sz w:val="16"/>
-        </w:rPr>
-        <w:br/>
-      </w:r>
-      <w:r>
-        <w:rPr>
-          <w:rFonts w:ascii="Courier New" w:hAnsi="Courier New"/>
-          <w:sz w:val="16"/>
-        </w:rPr>
-        <w:br/>
+    </w:p>
+    <w:p/>
+    <w:p>
+      <w:r>
+        <w:t>*   **`</w:t>
+      </w:r>
+      <w:proofErr w:type="spellStart"/>
+      <w:r>
+        <w:t>src</w:t>
+      </w:r>
+      <w:proofErr w:type="spellEnd"/>
+      <w:r>
+        <w:t>/vs/platform/</w:t>
+      </w:r>
+      <w:proofErr w:type="spellStart"/>
+      <w:r>
+        <w:t>browserView</w:t>
+      </w:r>
+      <w:proofErr w:type="spellEnd"/>
+      <w:r>
+        <w:t>/common/</w:t>
+      </w:r>
+      <w:proofErr w:type="spellStart"/>
+      <w:r>
+        <w:t>browserView.ts</w:t>
+      </w:r>
+      <w:proofErr w:type="spellEnd"/>
+      <w:r>
+        <w:t>`**:</w:t>
+      </w:r>
+    </w:p>
+    <w:p>
+      <w:r>
+        <w:t xml:space="preserve">    *   Introduced two new interfaces: `</w:t>
+      </w:r>
+      <w:proofErr w:type="spellStart"/>
+      <w:r>
+        <w:t>IBrowserViewFindInPageOptions</w:t>
+      </w:r>
+      <w:proofErr w:type="spellEnd"/>
+      <w:r>
+        <w:t>` for search parameters (like `recompute`, `forward`, `</w:t>
+      </w:r>
+      <w:proofErr w:type="spellStart"/>
+      <w:r>
+        <w:t>matchCase</w:t>
+      </w:r>
+      <w:proofErr w:type="spellEnd"/>
+      <w:r>
+        <w:t>`) and `</w:t>
+      </w:r>
+      <w:proofErr w:type="spellStart"/>
+      <w:r>
+        <w:t>IBrowserViewFindInPageResult</w:t>
+      </w:r>
+      <w:proofErr w:type="spellEnd"/>
+      <w:r>
+        <w:t>` for search results (like `</w:t>
+      </w:r>
+      <w:proofErr w:type="spellStart"/>
+      <w:r>
+        <w:t>activeMatchOrdinal</w:t>
+      </w:r>
+      <w:proofErr w:type="spellEnd"/>
+      <w:r>
+        <w:t>`, `matches`, `</w:t>
+      </w:r>
+      <w:proofErr w:type="spellStart"/>
+      <w:r>
+        <w:t>selectionArea</w:t>
+      </w:r>
+      <w:proofErr w:type="spellEnd"/>
+      <w:r>
+        <w:t>`, `</w:t>
+      </w:r>
+      <w:proofErr w:type="spellStart"/>
+      <w:r>
+        <w:t>finalUpdate</w:t>
+      </w:r>
+      <w:proofErr w:type="spellEnd"/>
+      <w:r>
+        <w:t>`).</w:t>
+      </w:r>
+    </w:p>
+    <w:p>
+      <w:r>
+        <w:t xml:space="preserve">    *   Added a new event `</w:t>
+      </w:r>
+      <w:proofErr w:type="spellStart"/>
+      <w:r>
+        <w:t>onDynamicDidFindInPage</w:t>
+      </w:r>
+      <w:proofErr w:type="spellEnd"/>
+      <w:r>
+        <w:t>` to the `</w:t>
+      </w:r>
+      <w:proofErr w:type="spellStart"/>
+      <w:r>
+        <w:t>IBrowserViewService</w:t>
+      </w:r>
+      <w:proofErr w:type="spellEnd"/>
+      <w:r>
+        <w:t>` interface, which will emit `</w:t>
+      </w:r>
+      <w:proofErr w:type="spellStart"/>
+      <w:r>
+        <w:t>IBrowserViewFindInPageResult</w:t>
+      </w:r>
+      <w:proofErr w:type="spellEnd"/>
+      <w:r>
+        <w:t>` when a find operation completes.</w:t>
+      </w:r>
+    </w:p>
+    <w:p>
+      <w:r>
+        <w:t xml:space="preserve">    *   Added two new methods to the `</w:t>
+      </w:r>
+      <w:proofErr w:type="spellStart"/>
+      <w:r>
+        <w:t>IBrowserViewService</w:t>
+      </w:r>
+      <w:proofErr w:type="spellEnd"/>
+      <w:r>
+        <w:t>` interface: `</w:t>
+      </w:r>
+      <w:proofErr w:type="spellStart"/>
+      <w:r>
+        <w:t>findInPage</w:t>
+      </w:r>
+      <w:proofErr w:type="spellEnd"/>
+      <w:r>
+        <w:t>` (to initiate a search) and `</w:t>
+      </w:r>
+      <w:proofErr w:type="spellStart"/>
+      <w:r>
+        <w:t>stopFindInPage</w:t>
+      </w:r>
+      <w:proofErr w:type="spellEnd"/>
+      <w:r>
+        <w:t>` (to end a search session).</w:t>
+      </w:r>
+    </w:p>
+    <w:p/>
+    <w:p>
+      <w:r>
+        <w:t>*   **`</w:t>
+      </w:r>
+      <w:proofErr w:type="spellStart"/>
+      <w:r>
+        <w:t>src</w:t>
+      </w:r>
+      <w:proofErr w:type="spellEnd"/>
+      <w:r>
+        <w:t>/vs/platform/</w:t>
+      </w:r>
+      <w:proofErr w:type="spellStart"/>
+      <w:r>
+        <w:t>browserView</w:t>
+      </w:r>
+      <w:proofErr w:type="spellEnd"/>
+      <w:r>
+        <w:t>/electron-main/</w:t>
+      </w:r>
+      <w:proofErr w:type="spellStart"/>
+      <w:r>
+        <w:t>browserView.ts</w:t>
+      </w:r>
+      <w:proofErr w:type="spellEnd"/>
+      <w:r>
+        <w:t>`**:</w:t>
+      </w:r>
+    </w:p>
+    <w:p>
+      <w:r>
+        <w:t xml:space="preserve">    *   Updated imports to include the new `</w:t>
+      </w:r>
+      <w:proofErr w:type="spellStart"/>
+      <w:r>
+        <w:t>IBrowserViewFindInPageOptions</w:t>
+      </w:r>
+      <w:proofErr w:type="spellEnd"/>
+      <w:r>
+        <w:t>` and `</w:t>
+      </w:r>
+      <w:proofErr w:type="spellStart"/>
+      <w:r>
+        <w:t>IBrowserViewFindInPageResult</w:t>
+      </w:r>
+      <w:proofErr w:type="spellEnd"/>
+      <w:r>
+        <w:t>` interfaces.</w:t>
+      </w:r>
+    </w:p>
+    <w:p>
+      <w:r>
+        <w:t xml:space="preserve">    *   Added a new emitter `_</w:t>
+      </w:r>
+      <w:proofErr w:type="spellStart"/>
+      <w:r>
+        <w:t>onDidFindInPage</w:t>
+      </w:r>
+      <w:proofErr w:type="spellEnd"/>
+      <w:r>
+        <w:t>` and its corresponding event `</w:t>
+      </w:r>
+      <w:proofErr w:type="spellStart"/>
+      <w:r>
+        <w:t>onDidFindInPage</w:t>
+      </w:r>
+      <w:proofErr w:type="spellEnd"/>
+      <w:r>
+        <w:t>`.</w:t>
+      </w:r>
+    </w:p>
+    <w:p>
+      <w:r>
+        <w:t xml:space="preserve">    *   Implemented the `</w:t>
+      </w:r>
+      <w:proofErr w:type="spellStart"/>
+      <w:r>
+        <w:t>findInPage</w:t>
+      </w:r>
+      <w:proofErr w:type="spellEnd"/>
+      <w:r>
+        <w:t>` method, which calls the underlying `</w:t>
+      </w:r>
+      <w:proofErr w:type="spellStart"/>
+      <w:r>
+        <w:t>webContents.findInPage</w:t>
+      </w:r>
+      <w:proofErr w:type="spellEnd"/>
+      <w:r>
+        <w:t>` Electron API. It maps the internal `recompute` option to Electron's `</w:t>
+      </w:r>
+      <w:proofErr w:type="spellStart"/>
+      <w:r>
+        <w:t>findNext</w:t>
+      </w:r>
+      <w:proofErr w:type="spellEnd"/>
+      <w:r>
+        <w:t>` option, clarifying its purpose.</w:t>
+      </w:r>
+    </w:p>
+    <w:p>
+      <w:r>
+        <w:t xml:space="preserve">    *   Implemented the `</w:t>
+      </w:r>
+      <w:proofErr w:type="spellStart"/>
+      <w:r>
+        <w:t>stopFindInPage</w:t>
+      </w:r>
+      <w:proofErr w:type="spellEnd"/>
+      <w:r>
+        <w:t xml:space="preserve">` method, which </w:t>
+      </w:r>
+      <w:proofErr w:type="gramStart"/>
+      <w:r>
+        <w:t>calls `</w:t>
+      </w:r>
+      <w:proofErr w:type="spellStart"/>
+      <w:proofErr w:type="gramEnd"/>
+      <w:r>
+        <w:t>webContents.stopFindInPage</w:t>
+      </w:r>
+      <w:proofErr w:type="spellEnd"/>
+      <w:r>
+        <w:t>`.</w:t>
+      </w:r>
+    </w:p>
+    <w:p>
+      <w:r>
+        <w:t xml:space="preserve">    *   Added an event listener for Electron's `found-in-page` event on the `</w:t>
+      </w:r>
+      <w:proofErr w:type="spellStart"/>
+      <w:r>
+        <w:t>webContents</w:t>
+      </w:r>
+      <w:proofErr w:type="spellEnd"/>
+      <w:r>
+        <w:t>`. When this event fires, it extracts the relevant data and fires the `_</w:t>
+      </w:r>
+      <w:proofErr w:type="spellStart"/>
+      <w:r>
+        <w:t>onDidFindInPage</w:t>
+      </w:r>
+      <w:proofErr w:type="spellEnd"/>
+      <w:r>
+        <w:t>` event.</w:t>
+      </w:r>
+    </w:p>
+    <w:p/>
+    <w:p>
+      <w:r>
+        <w:t>*   **`src/vs/platform/browserView/electron-main/browserViewMainService.ts`**:</w:t>
+      </w:r>
+    </w:p>
+    <w:p>
+      <w:r>
+        <w:lastRenderedPageBreak/>
+        <w:t xml:space="preserve">    *   Updated imports to include `</w:t>
+      </w:r>
+      <w:proofErr w:type="spellStart"/>
+      <w:r>
+        <w:t>IBrowserViewFindInPageOptions</w:t>
+      </w:r>
+      <w:proofErr w:type="spellEnd"/>
+      <w:r>
+        <w:t>`.</w:t>
+      </w:r>
+    </w:p>
+    <w:p>
+      <w:r>
+        <w:t xml:space="preserve">    *   Implemented the `</w:t>
+      </w:r>
+      <w:proofErr w:type="spellStart"/>
+      <w:r>
+        <w:t>onDynamicDidFindInPage</w:t>
+      </w:r>
+      <w:proofErr w:type="spellEnd"/>
+      <w:r>
+        <w:t>` method, which delegates to the corresponding `</w:t>
+      </w:r>
+      <w:proofErr w:type="spellStart"/>
+      <w:r>
+        <w:t>BrowserView</w:t>
+      </w:r>
+      <w:proofErr w:type="spellEnd"/>
+      <w:r>
+        <w:t>` instance.</w:t>
+      </w:r>
+    </w:p>
+    <w:p>
+      <w:r>
+        <w:t xml:space="preserve">    *   Implemented the `</w:t>
+      </w:r>
+      <w:proofErr w:type="spellStart"/>
+      <w:r>
+        <w:t>findInPage</w:t>
+      </w:r>
+      <w:proofErr w:type="spellEnd"/>
+      <w:r>
+        <w:t>` and `</w:t>
+      </w:r>
+      <w:proofErr w:type="spellStart"/>
+      <w:r>
+        <w:t>stopFindInPage</w:t>
+      </w:r>
+      <w:proofErr w:type="spellEnd"/>
+      <w:r>
+        <w:t>` methods, which delegate to the `</w:t>
+      </w:r>
+      <w:proofErr w:type="spellStart"/>
+      <w:r>
+        <w:t>BrowserView</w:t>
+      </w:r>
+      <w:proofErr w:type="spellEnd"/>
+      <w:r>
+        <w:t>` instances.</w:t>
+      </w:r>
+    </w:p>
+    <w:p/>
+    <w:p>
+      <w:r>
+        <w:t>*   **`src/vs/workbench/contrib/browserView/common/browserView.ts`**:</w:t>
+      </w:r>
+    </w:p>
+    <w:p>
+      <w:r>
+        <w:t xml:space="preserve">    *   Updated imports to include `</w:t>
+      </w:r>
+      <w:proofErr w:type="spellStart"/>
+      <w:r>
+        <w:t>IBrowserViewFindInPageOptions</w:t>
+      </w:r>
+      <w:proofErr w:type="spellEnd"/>
+      <w:r>
+        <w:t>` and `</w:t>
+      </w:r>
+      <w:proofErr w:type="spellStart"/>
+      <w:r>
+        <w:t>IBrowserViewFindInPageResult</w:t>
+      </w:r>
+      <w:proofErr w:type="spellEnd"/>
+      <w:r>
+        <w:t>`.</w:t>
+      </w:r>
+    </w:p>
+    <w:p>
+      <w:r>
+        <w:t xml:space="preserve">    *   Added the `</w:t>
+      </w:r>
+      <w:proofErr w:type="spellStart"/>
+      <w:r>
+        <w:t>onDidFindInPage</w:t>
+      </w:r>
+      <w:proofErr w:type="spellEnd"/>
+      <w:r>
+        <w:t>` event to the `</w:t>
+      </w:r>
+      <w:proofErr w:type="spellStart"/>
+      <w:r>
+        <w:t>IBrowserViewModel</w:t>
+      </w:r>
+      <w:proofErr w:type="spellEnd"/>
+      <w:r>
+        <w:t>` interface.</w:t>
+      </w:r>
+    </w:p>
+    <w:p>
+      <w:r>
+        <w:t xml:space="preserve">    *   Added `</w:t>
+      </w:r>
+      <w:proofErr w:type="spellStart"/>
+      <w:r>
+        <w:t>findInPage</w:t>
+      </w:r>
+      <w:proofErr w:type="spellEnd"/>
+      <w:r>
+        <w:t>` and `</w:t>
+      </w:r>
+      <w:proofErr w:type="spellStart"/>
+      <w:r>
+        <w:t>stopFindInPage</w:t>
+      </w:r>
+      <w:proofErr w:type="spellEnd"/>
+      <w:r>
+        <w:t>` methods to the `</w:t>
+      </w:r>
+      <w:proofErr w:type="spellStart"/>
+      <w:r>
+        <w:t>IBrowserViewModel</w:t>
+      </w:r>
+      <w:proofErr w:type="spellEnd"/>
+      <w:r>
+        <w:t>` interface.</w:t>
+      </w:r>
+    </w:p>
+    <w:p>
+      <w:r>
+        <w:t xml:space="preserve">    *   Implemented these new methods in the `</w:t>
+      </w:r>
+      <w:proofErr w:type="spellStart"/>
+      <w:r>
+        <w:t>BrowserViewModel</w:t>
+      </w:r>
+      <w:proofErr w:type="spellEnd"/>
+      <w:r>
+        <w:t>` class, delegating calls to the `</w:t>
+      </w:r>
+      <w:proofErr w:type="spellStart"/>
+      <w:r>
+        <w:t>IBrowserViewService</w:t>
+      </w:r>
+      <w:proofErr w:type="spellEnd"/>
+      <w:r>
+        <w:t>`.</w:t>
+      </w:r>
+    </w:p>
+    <w:p/>
+    <w:p>
+      <w:r>
+        <w:t>*   **`src/vs/workbench/contrib/browserView/electron-browser/browserEditor.ts`**:</w:t>
+      </w:r>
+    </w:p>
+    <w:p>
+      <w:r>
+        <w:t xml:space="preserve">    *   Imported `</w:t>
+      </w:r>
+      <w:proofErr w:type="spellStart"/>
+      <w:r>
+        <w:t>BrowserFindWidget</w:t>
+      </w:r>
+      <w:proofErr w:type="spellEnd"/>
+      <w:r>
+        <w:t>`, `CONTEXT_BROWSER_FIND_WIDGET_FOCUSED`, and `CONTEXT_BROWSER_FIND_WIDGET_VISIBLE`.</w:t>
+      </w:r>
+    </w:p>
+    <w:p>
+      <w:r>
+        <w:t xml:space="preserve">    *   Added a `_</w:t>
+      </w:r>
+      <w:proofErr w:type="spellStart"/>
+      <w:r>
+        <w:t>findWidgetContainer</w:t>
+      </w:r>
+      <w:proofErr w:type="spellEnd"/>
+      <w:r>
+        <w:t>` and a lazily initialized `_</w:t>
+      </w:r>
+      <w:proofErr w:type="spellStart"/>
+      <w:r>
+        <w:t>findWidget</w:t>
+      </w:r>
+      <w:proofErr w:type="spellEnd"/>
+      <w:r>
+        <w:t>` of type `</w:t>
+      </w:r>
+      <w:proofErr w:type="spellStart"/>
+      <w:r>
+        <w:t>BrowserFindWidget</w:t>
+      </w:r>
+      <w:proofErr w:type="spellEnd"/>
+      <w:r>
+        <w:t>`.</w:t>
+      </w:r>
+    </w:p>
+    <w:p>
+      <w:r>
+        <w:t xml:space="preserve">    *   The `</w:t>
+      </w:r>
+      <w:proofErr w:type="spellStart"/>
+      <w:r>
+        <w:t>BrowserFindWidget</w:t>
+      </w:r>
+      <w:proofErr w:type="spellEnd"/>
+      <w:r>
+        <w:t>` is created and appended to the DOM.</w:t>
+      </w:r>
+    </w:p>
+    <w:p>
+      <w:r>
+        <w:t xml:space="preserve">    *   Added `</w:t>
+      </w:r>
+      <w:proofErr w:type="spellStart"/>
+      <w:r>
+        <w:t>showFind</w:t>
+      </w:r>
+      <w:proofErr w:type="spellEnd"/>
+      <w:r>
+        <w:t>`, `</w:t>
+      </w:r>
+      <w:proofErr w:type="spellStart"/>
+      <w:r>
+        <w:t>hideFind</w:t>
+      </w:r>
+      <w:proofErr w:type="spellEnd"/>
+      <w:r>
+        <w:t>`, `</w:t>
+      </w:r>
+      <w:proofErr w:type="spellStart"/>
+      <w:r>
+        <w:t>findNext</w:t>
+      </w:r>
+      <w:proofErr w:type="spellEnd"/>
+      <w:r>
+        <w:t>`, and `</w:t>
+      </w:r>
+      <w:proofErr w:type="spellStart"/>
+      <w:r>
+        <w:t>findPrevious</w:t>
+      </w:r>
+      <w:proofErr w:type="spellEnd"/>
+      <w:r>
+        <w:t>` methods to `</w:t>
+      </w:r>
+      <w:proofErr w:type="spellStart"/>
+      <w:r>
+        <w:t>BrowserEditor</w:t>
+      </w:r>
+      <w:proofErr w:type="spellEnd"/>
+      <w:r>
+        <w:t>` to control the find widget's visibility and trigger search actions.</w:t>
+      </w:r>
+    </w:p>
+    <w:p>
+      <w:r>
+        <w:t xml:space="preserve">    *   The `layout` method now also handles laying out the find widget.</w:t>
+      </w:r>
+    </w:p>
+    <w:p>
+      <w:r>
+        <w:t xml:space="preserve">    *   The `</w:t>
+      </w:r>
+      <w:proofErr w:type="spellStart"/>
+      <w:r>
+        <w:t>setInput</w:t>
+      </w:r>
+      <w:proofErr w:type="spellEnd"/>
+      <w:r>
+        <w:t>` and `</w:t>
+      </w:r>
+      <w:proofErr w:type="spellStart"/>
+      <w:r>
+        <w:t>inputDispose</w:t>
+      </w:r>
+      <w:proofErr w:type="spellEnd"/>
+      <w:r>
+        <w:t>` methods are updated to set and clear the model on the `_</w:t>
+      </w:r>
+      <w:proofErr w:type="spellStart"/>
+      <w:r>
+        <w:t>findWidget</w:t>
+      </w:r>
+      <w:proofErr w:type="spellEnd"/>
+      <w:r>
+        <w:t>`, respectively, and to hide the find widget on disposal.</w:t>
+      </w:r>
+    </w:p>
+    <w:p/>
+    <w:p>
+      <w:r>
+        <w:t xml:space="preserve">*   **`src/vs/workbench/contrib/browserView/electron-browser/browserFindWidget.ts` (New </w:t>
+      </w:r>
+      <w:proofErr w:type="gramStart"/>
+      <w:r>
+        <w:t>File)*</w:t>
+      </w:r>
+      <w:proofErr w:type="gramEnd"/>
+      <w:r>
+        <w:t>*:</w:t>
+      </w:r>
+    </w:p>
+    <w:p>
+      <w:r>
+        <w:t xml:space="preserve">    *   This new file defines the `</w:t>
+      </w:r>
+      <w:proofErr w:type="spellStart"/>
+      <w:r>
+        <w:t>BrowserFindWidget</w:t>
+      </w:r>
+      <w:proofErr w:type="spellEnd"/>
+      <w:r>
+        <w:t>` class, which extends `</w:t>
+      </w:r>
+      <w:proofErr w:type="spellStart"/>
+      <w:r>
+        <w:t>SimpleFindWidget</w:t>
+      </w:r>
+      <w:proofErr w:type="spellEnd"/>
+      <w:r>
+        <w:t>`.</w:t>
+      </w:r>
+    </w:p>
+    <w:p>
+      <w:r>
+        <w:t xml:space="preserve">    *   It manages context keys for `</w:t>
+      </w:r>
+      <w:proofErr w:type="spellStart"/>
+      <w:r>
+        <w:t>browserFindWidgetVisible</w:t>
+      </w:r>
+      <w:proofErr w:type="spellEnd"/>
+      <w:r>
+        <w:t>` and `</w:t>
+      </w:r>
+      <w:proofErr w:type="spellStart"/>
+      <w:r>
+        <w:t>browserFindWidgetFocused</w:t>
+      </w:r>
+      <w:proofErr w:type="spellEnd"/>
+      <w:r>
+        <w:t>`.</w:t>
+      </w:r>
+    </w:p>
+    <w:p>
+      <w:r>
+        <w:t xml:space="preserve">    *   It implements `</w:t>
+      </w:r>
+      <w:proofErr w:type="spellStart"/>
+      <w:r>
+        <w:t>setModel</w:t>
+      </w:r>
+      <w:proofErr w:type="spellEnd"/>
+      <w:r>
+        <w:t>` to associate the widget with a `</w:t>
+      </w:r>
+      <w:proofErr w:type="spellStart"/>
+      <w:r>
+        <w:t>IBrowserViewModel</w:t>
+      </w:r>
+      <w:proofErr w:type="spellEnd"/>
+      <w:r>
+        <w:t>` and subscribe to its `</w:t>
+      </w:r>
+      <w:proofErr w:type="spellStart"/>
+      <w:r>
+        <w:t>onDidFindInPage</w:t>
+      </w:r>
+      <w:proofErr w:type="spellEnd"/>
+      <w:r>
+        <w:t>` event to update the result count and match highlighting.</w:t>
+      </w:r>
+    </w:p>
+    <w:p>
+      <w:r>
+        <w:t xml:space="preserve">    *   `reveal` and `hide` methods manage the widget's visibility and associated context keys, and call `</w:t>
+      </w:r>
+      <w:proofErr w:type="spellStart"/>
+      <w:r>
+        <w:t>stopFindInPage</w:t>
+      </w:r>
+      <w:proofErr w:type="spellEnd"/>
+      <w:r>
+        <w:t>` on the model when hidden.</w:t>
+      </w:r>
+    </w:p>
+    <w:p>
+      <w:r>
+        <w:t xml:space="preserve">    *   `find` and `</w:t>
+      </w:r>
+      <w:proofErr w:type="spellStart"/>
+      <w:r>
+        <w:t>findFirst</w:t>
+      </w:r>
+      <w:proofErr w:type="spellEnd"/>
+      <w:r>
+        <w:t>` methods trigger searches on the `</w:t>
+      </w:r>
+      <w:proofErr w:type="spellStart"/>
+      <w:r>
+        <w:t>IBrowserViewModel</w:t>
+      </w:r>
+      <w:proofErr w:type="spellEnd"/>
+      <w:r>
+        <w:t>` using the `</w:t>
+      </w:r>
+      <w:proofErr w:type="spellStart"/>
+      <w:r>
+        <w:t>findInPage</w:t>
+      </w:r>
+      <w:proofErr w:type="spellEnd"/>
+      <w:r>
+        <w:t>` method.</w:t>
+      </w:r>
+    </w:p>
+    <w:p>
+      <w:r>
+        <w:lastRenderedPageBreak/>
+        <w:t xml:space="preserve">    *   `clear` method stops the find operation.</w:t>
+      </w:r>
+    </w:p>
+    <w:p>
+      <w:r>
+        <w:t xml:space="preserve">    *   `_</w:t>
+      </w:r>
+      <w:proofErr w:type="spellStart"/>
+      <w:r>
+        <w:t>onInputChanged</w:t>
+      </w:r>
+      <w:proofErr w:type="spellEnd"/>
+      <w:r>
+        <w:t>` triggers a search when the input value changes.</w:t>
+      </w:r>
+    </w:p>
+    <w:p>
+      <w:r>
+        <w:t xml:space="preserve">    *   `_</w:t>
+      </w:r>
+      <w:proofErr w:type="spellStart"/>
+      <w:r>
+        <w:t>getResultCount</w:t>
+      </w:r>
+      <w:proofErr w:type="spellEnd"/>
+      <w:r>
+        <w:t>` returns the last known find result.</w:t>
+      </w:r>
+    </w:p>
+    <w:p>
+      <w:r>
+        <w:t xml:space="preserve">    *   `_</w:t>
+      </w:r>
+      <w:proofErr w:type="spellStart"/>
+      <w:r>
+        <w:t>onFocusTrackerFocus</w:t>
+      </w:r>
+      <w:proofErr w:type="spellEnd"/>
+      <w:r>
+        <w:t>` and `_</w:t>
+      </w:r>
+      <w:proofErr w:type="spellStart"/>
+      <w:r>
+        <w:t>onFocusTrackerBlur</w:t>
+      </w:r>
+      <w:proofErr w:type="spellEnd"/>
+      <w:r>
+        <w:t>` update the `</w:t>
+      </w:r>
+      <w:proofErr w:type="spellStart"/>
+      <w:r>
+        <w:t>browserFindWidgetFocused</w:t>
+      </w:r>
+      <w:proofErr w:type="spellEnd"/>
+      <w:r>
+        <w:t>` context key.</w:t>
+      </w:r>
+    </w:p>
+    <w:p/>
+    <w:p>
+      <w:r>
+        <w:t>*   **`src/vs/workbench/contrib/browserView/electron-browser/browserViewActions.ts`**:</w:t>
+      </w:r>
+    </w:p>
+    <w:p>
+      <w:r>
+        <w:t xml:space="preserve">    *   Imported new context keys related to the </w:t>
+      </w:r>
+      <w:proofErr w:type="gramStart"/>
+      <w:r>
+        <w:t>find</w:t>
+      </w:r>
+      <w:proofErr w:type="gramEnd"/>
+      <w:r>
+        <w:t xml:space="preserve"> widget.</w:t>
+      </w:r>
+    </w:p>
+    <w:p>
+      <w:r>
+        <w:t xml:space="preserve">    *   Added new actions:</w:t>
+      </w:r>
+    </w:p>
+    <w:p>
+      <w:r>
+        <w:t xml:space="preserve">        *   `</w:t>
+      </w:r>
+      <w:proofErr w:type="spellStart"/>
+      <w:r>
+        <w:t>ShowBrowserFindAction</w:t>
+      </w:r>
+      <w:proofErr w:type="spellEnd"/>
+      <w:r>
+        <w:t>`: Opens the find widget (bound to Ctrl/</w:t>
+      </w:r>
+      <w:proofErr w:type="spellStart"/>
+      <w:r>
+        <w:t>Cmd+F</w:t>
+      </w:r>
+      <w:proofErr w:type="spellEnd"/>
+      <w:r>
+        <w:t>).</w:t>
+      </w:r>
+    </w:p>
+    <w:p>
+      <w:r>
+        <w:t xml:space="preserve">        *   `</w:t>
+      </w:r>
+      <w:proofErr w:type="spellStart"/>
+      <w:r>
+        <w:t>HideBrowserFindAction</w:t>
+      </w:r>
+      <w:proofErr w:type="spellEnd"/>
+      <w:r>
+        <w:t>`: Closes the find widget (bound to Escape).</w:t>
+      </w:r>
+    </w:p>
+    <w:p>
+      <w:r>
+        <w:t xml:space="preserve">        *   `</w:t>
+      </w:r>
+      <w:proofErr w:type="spellStart"/>
+      <w:r>
+        <w:t>BrowserFindNextAction</w:t>
+      </w:r>
+      <w:proofErr w:type="spellEnd"/>
+      <w:r>
+        <w:t>`: Finds the next match (bound to Enter when widget is focused, F3 otherwise).</w:t>
+      </w:r>
+    </w:p>
+    <w:p>
+      <w:r>
+        <w:t xml:space="preserve">        *   `</w:t>
+      </w:r>
+      <w:proofErr w:type="spellStart"/>
+      <w:r>
+        <w:t>BrowserFindPreviousAction</w:t>
+      </w:r>
+      <w:proofErr w:type="spellEnd"/>
+      <w:r>
+        <w:t xml:space="preserve">`: Finds the previous match (bound to </w:t>
+      </w:r>
+      <w:proofErr w:type="spellStart"/>
+      <w:r>
+        <w:t>Shift+Enter</w:t>
+      </w:r>
+      <w:proofErr w:type="spellEnd"/>
+      <w:r>
+        <w:t xml:space="preserve"> when widget is focused, Shift+F3 otherwise).</w:t>
+      </w:r>
+    </w:p>
+    <w:p>
+      <w:r>
+        <w:t xml:space="preserve">    *   These actions are registered to the `</w:t>
+      </w:r>
+      <w:proofErr w:type="spellStart"/>
+      <w:r>
+        <w:t>BrowserActionsToolbar</w:t>
+      </w:r>
+      <w:proofErr w:type="spellEnd"/>
+      <w:r>
+        <w:t xml:space="preserve">` menu and have appropriate </w:t>
+      </w:r>
+      <w:proofErr w:type="spellStart"/>
+      <w:r>
+        <w:t>keybindings</w:t>
+      </w:r>
+      <w:proofErr w:type="spellEnd"/>
+      <w:r>
+        <w:t>.</w:t>
+      </w:r>
+    </w:p>
+    <w:p/>
+    <w:p>
+      <w:r>
+        <w:t>*   **`src/vs/workbench/contrib/browserView/electron-browser/media/browser.css`**:</w:t>
+      </w:r>
+    </w:p>
+    <w:p>
+      <w:r>
+        <w:t xml:space="preserve">    *   Added styles for `.browser-find-widget-wrapper` to integrate the find widget into the browser editor's layout.</w:t>
+      </w:r>
+    </w:p>
+    <w:p>
+      <w:r>
+        <w:t xml:space="preserve">    *   Modified styles for `.browser-toolbar` and </w:t>
+      </w:r>
+      <w:proofErr w:type="gramStart"/>
+      <w:r>
+        <w:t>`.simple</w:t>
+      </w:r>
+      <w:proofErr w:type="gramEnd"/>
+      <w:r>
+        <w:t>-find-part` to ensure consistent appearance and positioning of the find widget.</w:t>
+      </w:r>
+    </w:p>
+    <w:p>
+      <w:r>
+        <w:t xml:space="preserve">    *   The `</w:t>
+      </w:r>
+      <w:proofErr w:type="spellStart"/>
+      <w:r>
+        <w:t>monaco</w:t>
+      </w:r>
+      <w:proofErr w:type="spellEnd"/>
+      <w:r>
+        <w:t>-sash` styles are adjusted for the find widget's sash.</w:t>
+      </w:r>
+    </w:p>
+    <w:p>
+      <w:r>
+        <w:t xml:space="preserve">    *   Styles for "whole word" and "regex" toggles within the find widget are hidden, as these are not directly supported by the underlying Electron `</w:t>
+      </w:r>
+      <w:proofErr w:type="spellStart"/>
+      <w:r>
+        <w:t>findInPage</w:t>
+      </w:r>
+      <w:proofErr w:type="spellEnd"/>
+      <w:r>
+        <w:t>` API in this context.</w:t>
+      </w:r>
+    </w:p>
+    <w:p/>
+    <w:p>
+      <w:r>
         <w:t>## Risks</w:t>
       </w:r>
-      <w:r>
-        <w:rPr>
-          <w:rFonts w:ascii="Courier New" w:hAnsi="Courier New"/>
-          <w:sz w:val="16"/>
-        </w:rPr>
-        <w:br/>
-        <w:t>- Medium: Popped-out browser windows may not receive shortcuts consistently when focus is inside web content. The author points to a separate PR for this, so this PR may depend on outside behavior.</w:t>
-      </w:r>
-      <w:r>
-        <w:rPr>
-          <w:rFonts w:ascii="Courier New" w:hAnsi="Courier New"/>
-          <w:sz w:val="16"/>
-        </w:rPr>
-        <w:br/>
-        <w:t>- Low: Search highlight lag can appear when Chromium delays updating results. The author argues this is Chromium behavior, but users may still blame VS Code.</w:t>
-      </w:r>
-      <w:r>
-        <w:rPr>
-          <w:rFonts w:ascii="Courier New" w:hAnsi="Courier New"/>
-          <w:sz w:val="16"/>
-        </w:rPr>
-        <w:br/>
-        <w:t>- Medium: Keeping the find dialog open during page navigation helps live-preview workflows, but it may surprise users who expect the search UI to close on navigation.</w:t>
-      </w:r>
-      <w:r>
-        <w:rPr>
-          <w:rFonts w:ascii="Courier New" w:hAnsi="Courier New"/>
-          <w:sz w:val="16"/>
-        </w:rPr>
-        <w:br/>
-        <w:t>- Low: UI polish details such as padding, resize bar width, and rounded drag-edge behavior can make the feature feel slightly inconsistent with native VS Code find controls.</w:t>
-      </w:r>
-      <w:r>
-        <w:rPr>
-          <w:rFonts w:ascii="Courier New" w:hAnsi="Courier New"/>
-          <w:sz w:val="16"/>
-        </w:rPr>
-        <w:br/>
-        <w:t>- Medium: The feature assumes Electron `webContents.findInPage` behavior is stable enough for the integrated browser; edge cases may appear with unusual pages, focus states, or embedded content.</w:t>
-      </w:r>
-      <w:r>
-        <w:rPr>
-          <w:rFonts w:ascii="Courier New" w:hAnsi="Courier New"/>
-          <w:sz w:val="16"/>
-        </w:rPr>
-        <w:br/>
-      </w:r>
-      <w:r>
-        <w:rPr>
-          <w:rFonts w:ascii="Courier New" w:hAnsi="Courier New"/>
-          <w:sz w:val="16"/>
-        </w:rPr>
-        <w:br/>
+    </w:p>
+    <w:p>
+      <w:r>
+        <w:t>*   **Medium**: The `</w:t>
+      </w:r>
+      <w:proofErr w:type="spellStart"/>
+      <w:r>
+        <w:t>findInPage</w:t>
+      </w:r>
+      <w:proofErr w:type="spellEnd"/>
+      <w:r>
+        <w:t>` method in `</w:t>
+      </w:r>
+      <w:proofErr w:type="spellStart"/>
+      <w:r>
+        <w:t>browserView.ts</w:t>
+      </w:r>
+      <w:proofErr w:type="spellEnd"/>
+      <w:r>
+        <w:t>` uses `</w:t>
+      </w:r>
+      <w:proofErr w:type="spellStart"/>
+      <w:r>
+        <w:t>options</w:t>
+      </w:r>
+      <w:proofErr w:type="gramStart"/>
+      <w:r>
+        <w:t>?.recompute</w:t>
+      </w:r>
+      <w:proofErr w:type="spellEnd"/>
+      <w:proofErr w:type="gramEnd"/>
+      <w:r>
+        <w:t xml:space="preserve"> ?? false` to map to Electron's `</w:t>
+      </w:r>
+      <w:proofErr w:type="spellStart"/>
+      <w:r>
+        <w:t>findNext</w:t>
+      </w:r>
+      <w:proofErr w:type="spellEnd"/>
+      <w:r>
+        <w:t>` option. The comment explains that `</w:t>
+      </w:r>
+      <w:proofErr w:type="spellStart"/>
+      <w:r>
+        <w:t>findNext</w:t>
+      </w:r>
+      <w:proofErr w:type="spellEnd"/>
+      <w:r>
+        <w:t>` means "Whether to begin a new text finding session". If the user types a new search term, `recompute` should be true. However, if they are just navigating between existing matches with the same search term, `recompute` should be false. The current default of `false` for `recompute` might lead to unexpected behavior if the user expects a fresh search every time they type.</w:t>
+      </w:r>
+    </w:p>
+    <w:p>
+      <w:r>
+        <w:lastRenderedPageBreak/>
+        <w:t>*   **Low**: The `</w:t>
+      </w:r>
+      <w:proofErr w:type="spellStart"/>
+      <w:r>
+        <w:t>BrowserFindWidget</w:t>
+      </w:r>
+      <w:proofErr w:type="spellEnd"/>
+      <w:r>
+        <w:t>` hides the "whole word" and "regex" toggles because they are not directly exposed or controlled by the underlying Electron `</w:t>
+      </w:r>
+      <w:proofErr w:type="spellStart"/>
+      <w:r>
+        <w:t>findInPage</w:t>
+      </w:r>
+      <w:proofErr w:type="spellEnd"/>
+      <w:r>
+        <w:t xml:space="preserve">` API. This means users cannot use these options through the </w:t>
+      </w:r>
+      <w:proofErr w:type="gramStart"/>
+      <w:r>
+        <w:t>find</w:t>
+      </w:r>
+      <w:proofErr w:type="gramEnd"/>
+      <w:r>
+        <w:t xml:space="preserve"> widget, which might be a limitation.</w:t>
+      </w:r>
+    </w:p>
+    <w:p>
+      <w:r>
+        <w:t>*   **Low**: The `</w:t>
+      </w:r>
+      <w:proofErr w:type="spellStart"/>
+      <w:r>
+        <w:t>BrowserFindWidget</w:t>
+      </w:r>
+      <w:proofErr w:type="spellEnd"/>
+      <w:r>
+        <w:t>`'s `</w:t>
+      </w:r>
+      <w:proofErr w:type="spellStart"/>
+      <w:r>
+        <w:t>setModel</w:t>
+      </w:r>
+      <w:proofErr w:type="spellEnd"/>
+      <w:r>
+        <w:t>` method clears `_</w:t>
+      </w:r>
+      <w:proofErr w:type="spellStart"/>
+      <w:r>
+        <w:t>lastFindResult</w:t>
+      </w:r>
+      <w:proofErr w:type="spellEnd"/>
+      <w:r>
+        <w:t>` and resets `_</w:t>
+      </w:r>
+      <w:proofErr w:type="spellStart"/>
+      <w:r>
+        <w:t>hasFoundMatch</w:t>
+      </w:r>
+      <w:proofErr w:type="spellEnd"/>
+      <w:r>
+        <w:t>` when a new model is set. This is generally good, but if the find widget is already visible and the model changes, the user might expect the previous search state to persist or be re-applied if the input is still valid.</w:t>
+      </w:r>
+    </w:p>
+    <w:p>
+      <w:r>
+        <w:t>*   **Low**: The `</w:t>
+      </w:r>
+      <w:proofErr w:type="spellStart"/>
+      <w:r>
+        <w:t>BrowserFindWidget</w:t>
+      </w:r>
+      <w:proofErr w:type="spellEnd"/>
+      <w:r>
+        <w:t>`'s `hide` method calls `</w:t>
+      </w:r>
+      <w:proofErr w:type="gramStart"/>
+      <w:r>
+        <w:t>this._model?.</w:t>
+      </w:r>
+      <w:proofErr w:type="spellStart"/>
+      <w:proofErr w:type="gramEnd"/>
+      <w:r>
+        <w:t>stopFindInPage</w:t>
+      </w:r>
+      <w:proofErr w:type="spellEnd"/>
+      <w:r>
+        <w:t>(true)`. The `true` argument means `</w:t>
+      </w:r>
+      <w:proofErr w:type="spellStart"/>
+      <w:r>
+        <w:t>keepSelection</w:t>
+      </w:r>
+      <w:proofErr w:type="spellEnd"/>
+      <w:r>
+        <w:t>`. This might be unexpected if the user simply wants to close the widget and clear any selection. A `false` argument might be more appropriate for a simple hide action, or this behavior could be configurable.</w:t>
+      </w:r>
+    </w:p>
+    <w:p/>
+    <w:p>
+      <w:r>
         <w:t>## Learning</w:t>
       </w:r>
-      <w:r>
-        <w:rPr>
-          <w:rFonts w:ascii="Courier New" w:hAnsi="Courier New"/>
-          <w:sz w:val="16"/>
-        </w:rPr>
-        <w:br/>
-        <w:t>1. Why is it cleaner to route find requests through the browser view service/model instead of calling Electron APIs directly from the editor UI code?</w:t>
-      </w:r>
-      <w:r>
-        <w:rPr>
-          <w:rFonts w:ascii="Courier New" w:hAnsi="Courier New"/>
-          <w:sz w:val="16"/>
-        </w:rPr>
-        <w:br/>
-        <w:t>2. What tradeoff is the author making by keeping the find widget open after page navigation, especially for live-preview or hot-reload pages?</w:t>
-      </w:r>
-      <w:r>
-        <w:rPr>
-          <w:rFonts w:ascii="Courier New" w:hAnsi="Courier New"/>
-          <w:sz w:val="16"/>
-        </w:rPr>
-        <w:br/>
-        <w:t>3. How would you test whether a search delay is caused by VS Code code versus Chromium's built-in `findInPage` behavior?</w:t>
-      </w:r>
-      <w:r>
-        <w:rPr>
-          <w:rFonts w:ascii="Courier New" w:hAnsi="Courier New"/>
-          <w:sz w:val="16"/>
-        </w:rPr>
-        <w:br/>
+    </w:p>
+    <w:p>
+      <w:r>
+        <w:t>1</w:t>
+      </w:r>
+      <w:proofErr w:type="gramStart"/>
+      <w:r>
+        <w:t>.  How</w:t>
+      </w:r>
+      <w:proofErr w:type="gramEnd"/>
+      <w:r>
+        <w:t xml:space="preserve"> does the `</w:t>
+      </w:r>
+      <w:proofErr w:type="spellStart"/>
+      <w:r>
+        <w:t>IBrowserViewFindInPageOptions.recompute</w:t>
+      </w:r>
+      <w:proofErr w:type="spellEnd"/>
+      <w:r>
+        <w:t>` option map to Electron's `</w:t>
+      </w:r>
+      <w:proofErr w:type="spellStart"/>
+      <w:r>
+        <w:t>webContents.findInPage</w:t>
+      </w:r>
+      <w:proofErr w:type="spellEnd"/>
+      <w:r>
+        <w:t>` `</w:t>
+      </w:r>
+      <w:proofErr w:type="spellStart"/>
+      <w:r>
+        <w:t>findNext</w:t>
+      </w:r>
+      <w:proofErr w:type="spellEnd"/>
+      <w:r>
+        <w:t>` option, and what are the implications of this mapping for user experience when searching?</w:t>
+      </w:r>
+    </w:p>
+    <w:p>
+      <w:r>
+        <w:t>2</w:t>
+      </w:r>
+      <w:proofErr w:type="gramStart"/>
+      <w:r>
+        <w:t>.  What</w:t>
+      </w:r>
+      <w:proofErr w:type="gramEnd"/>
+      <w:r>
+        <w:t xml:space="preserve"> are the limitations of the Electron `</w:t>
+      </w:r>
+      <w:proofErr w:type="spellStart"/>
+      <w:r>
+        <w:t>webContents.findInPage</w:t>
+      </w:r>
+      <w:proofErr w:type="spellEnd"/>
+      <w:r>
+        <w:t>` API that led to the decision to hide the "whole word" and "regex" toggles in the `</w:t>
+      </w:r>
+      <w:proofErr w:type="spellStart"/>
+      <w:r>
+        <w:t>BrowserFindWidget</w:t>
+      </w:r>
+      <w:proofErr w:type="spellEnd"/>
+      <w:r>
+        <w:t>`?</w:t>
+      </w:r>
+    </w:p>
+    <w:p>
+      <w:r>
+        <w:t>3</w:t>
+      </w:r>
+      <w:proofErr w:type="gramStart"/>
+      <w:r>
+        <w:t>.  Can</w:t>
+      </w:r>
+      <w:proofErr w:type="gramEnd"/>
+      <w:r>
+        <w:t xml:space="preserve"> you explain the lifecycle of the `</w:t>
+      </w:r>
+      <w:proofErr w:type="spellStart"/>
+      <w:r>
+        <w:t>BrowserFindWidget</w:t>
+      </w:r>
+      <w:proofErr w:type="spellEnd"/>
+      <w:r>
+        <w:t>` and how it interacts with the `</w:t>
+      </w:r>
+      <w:proofErr w:type="spellStart"/>
+      <w:r>
+        <w:t>BrowserEditor</w:t>
+      </w:r>
+      <w:proofErr w:type="spellEnd"/>
+      <w:r>
+        <w:t>` and `</w:t>
+      </w:r>
+      <w:proofErr w:type="spellStart"/>
+      <w:r>
+        <w:t>IBrowserViewModel</w:t>
+      </w:r>
+      <w:proofErr w:type="spellEnd"/>
+      <w:r>
+        <w:t>` to manage its visibility, state, and search operations?</w:t>
       </w:r>
     </w:p>
     <w:p>
@@ -600,7 +1607,6 @@
         <w:pStyle w:val="Heading1"/>
       </w:pPr>
       <w:r>
-        <w:lastRenderedPageBreak/>
         <w:t>4. Reflection</w:t>
       </w:r>
     </w:p>
@@ -618,8 +1624,62 @@
       </w:r>
     </w:p>
     <w:p>
-      <w:r>
-        <w:t>Adding the comments made the report more useful because the DIFF only showed what code changed, while the comments explained why the reviewers cared about certain details. For example, the code shows find widget integration, but the comments reveal UI concerns like padding, resize bar width, popped-out window behavior, and whether the find dialog should close after navigation. Without comments, the model would probably summarize the implementation but miss the review tradeoffs.</w:t>
+      <w:pPr>
+        <w:pStyle w:val="Heading2"/>
+        <w:rPr>
+          <w:rFonts w:ascii="Arial" w:eastAsiaTheme="minorEastAsia" w:hAnsi="Arial" w:cstheme="minorBidi"/>
+          <w:b w:val="0"/>
+          <w:bCs w:val="0"/>
+          <w:color w:val="000000"/>
+          <w:sz w:val="21"/>
+          <w:szCs w:val="22"/>
+        </w:rPr>
+      </w:pPr>
+      <w:r>
+        <w:rPr>
+          <w:rFonts w:ascii="Arial" w:eastAsiaTheme="minorEastAsia" w:hAnsi="Arial" w:cstheme="minorBidi"/>
+          <w:b w:val="0"/>
+          <w:bCs w:val="0"/>
+          <w:color w:val="000000"/>
+          <w:sz w:val="21"/>
+          <w:szCs w:val="22"/>
+        </w:rPr>
+        <w:t>Adding</w:t>
+      </w:r>
+      <w:r>
+        <w:rPr>
+          <w:rFonts w:ascii="Arial" w:eastAsiaTheme="minorEastAsia" w:hAnsi="Arial" w:cstheme="minorBidi"/>
+          <w:b w:val="0"/>
+          <w:bCs w:val="0"/>
+          <w:color w:val="000000"/>
+          <w:sz w:val="21"/>
+          <w:szCs w:val="22"/>
+        </w:rPr>
+        <w:t xml:space="preserve"> comments made the report more valuable because while the DIFF only indicated what code changed, the comments clarified why reviewers focused on specific details. For instance, the code shows the find widget integration, but the comments highlight UI concerns such as padding, resize bar width, </w:t>
+      </w:r>
+      <w:proofErr w:type="spellStart"/>
+      <w:r>
+        <w:rPr>
+          <w:rFonts w:ascii="Arial" w:eastAsiaTheme="minorEastAsia" w:hAnsi="Arial" w:cstheme="minorBidi"/>
+          <w:b w:val="0"/>
+          <w:bCs w:val="0"/>
+          <w:color w:val="000000"/>
+          <w:sz w:val="21"/>
+          <w:szCs w:val="22"/>
+        </w:rPr>
+        <w:t>behaviour</w:t>
+      </w:r>
+      <w:proofErr w:type="spellEnd"/>
+      <w:r>
+        <w:rPr>
+          <w:rFonts w:ascii="Arial" w:eastAsiaTheme="minorEastAsia" w:hAnsi="Arial" w:cstheme="minorBidi"/>
+          <w:b w:val="0"/>
+          <w:bCs w:val="0"/>
+          <w:color w:val="000000"/>
+          <w:sz w:val="21"/>
+          <w:szCs w:val="22"/>
+        </w:rPr>
+        <w:t xml:space="preserve"> of the popped-out window, and whether the find dialog should close after navigation. Without these comments, the model would likely summarize the implementation but overlook the review tradeoffs.</w:t>
       </w:r>
     </w:p>
     <w:p>
@@ -637,7 +1697,13 @@
     </w:p>
     <w:p>
       <w:r>
-        <w:t>Yes. A basic prompt produced a vague summary that did not separate technical changes from reviewer concerns. I improved it by giving the model a specific Senior Engineer role, separating the DIFF and comments with clear delimiters, and forcing the output into exact sections. I also made the prompt ask for severity ratings in the Risks section, which made the analysis more concrete.</w:t>
+        <w:t xml:space="preserve">Yes. An initial prompt generated a vague summary that failed to distinguish technical changes from </w:t>
+      </w:r>
+      <w:r>
+        <w:t>reviewer’s</w:t>
+      </w:r>
+      <w:r>
+        <w:t xml:space="preserve"> concerns. I refined it by assigning a specific Senior Engineer role to the model, clearly delimitating the DIFF and comments, and structuring the output into precise sections. Additionally, I prompted the model to include severity ratings in the Risks section, which made the analysis more concrete.</w:t>
       </w:r>
     </w:p>
     <w:p>
@@ -650,12 +1716,43 @@
           <w:color w:val="1F4E79"/>
           <w:sz w:val="24"/>
         </w:rPr>
+        <w:lastRenderedPageBreak/>
         <w:t>3. Did the model correctly identify each stakeholder's stance?</w:t>
       </w:r>
     </w:p>
     <w:p>
-      <w:r>
-        <w:t>Mostly yes. It correctly identified the author as the implementer and the reviewer as focused on UI behavior and edge cases. It also recognized automated participants like Copilot and the engineering bot. The weaker part is that bots do not have a real human stance, so the model needed to describe them as automation rather than reviewers with opinions.</w:t>
+      <w:pPr>
+        <w:pStyle w:val="Heading2"/>
+        <w:rPr>
+          <w:rFonts w:ascii="Arial" w:eastAsiaTheme="minorEastAsia" w:hAnsi="Arial" w:cstheme="minorBidi"/>
+          <w:b w:val="0"/>
+          <w:bCs w:val="0"/>
+          <w:color w:val="000000"/>
+          <w:sz w:val="21"/>
+          <w:szCs w:val="22"/>
+        </w:rPr>
+      </w:pPr>
+      <w:r>
+        <w:rPr>
+          <w:rFonts w:ascii="Arial" w:eastAsiaTheme="minorEastAsia" w:hAnsi="Arial" w:cstheme="minorBidi"/>
+          <w:b w:val="0"/>
+          <w:bCs w:val="0"/>
+          <w:color w:val="000000"/>
+          <w:sz w:val="21"/>
+          <w:szCs w:val="22"/>
+        </w:rPr>
+        <w:t>Mostly yes. It correctly identified the author as the implementer and the reviewer as focused on UI behavior and edge cases. The model did a good job separating the author's role from the reviewer's concerns, especially around find widget behavior, popped-out windows, and possible Chromium-related lag.</w:t>
+      </w:r>
+      <w:r>
+        <w:rPr>
+          <w:rFonts w:ascii="Arial" w:eastAsiaTheme="minorEastAsia" w:hAnsi="Arial" w:cstheme="minorBidi"/>
+          <w:b w:val="0"/>
+          <w:bCs w:val="0"/>
+          <w:color w:val="000000"/>
+          <w:sz w:val="21"/>
+          <w:szCs w:val="22"/>
+        </w:rPr>
+        <w:br/>
       </w:r>
     </w:p>
     <w:p>
@@ -668,12 +1765,60 @@
           <w:color w:val="1F4E79"/>
           <w:sz w:val="24"/>
         </w:rPr>
-        <w:t>4. How well did the Learning questions target the PR?</w:t>
+        <w:t xml:space="preserve">4. How well did the Learning questions target </w:t>
+      </w:r>
+      <w:proofErr w:type="gramStart"/>
+      <w:r>
+        <w:rPr>
+          <w:rFonts w:ascii="Arial" w:hAnsi="Arial"/>
+          <w:color w:val="1F4E79"/>
+          <w:sz w:val="24"/>
+        </w:rPr>
+        <w:t>the PR</w:t>
+      </w:r>
+      <w:proofErr w:type="gramEnd"/>
+      <w:r>
+        <w:rPr>
+          <w:rFonts w:ascii="Arial" w:hAnsi="Arial"/>
+          <w:color w:val="1F4E79"/>
+          <w:sz w:val="24"/>
+        </w:rPr>
+        <w:t>?</w:t>
       </w:r>
     </w:p>
     <w:p>
-      <w:r>
-        <w:t>The Learning questions were useful because they focused on the actual architecture and tradeoffs in the PR, not generic GitHub questions. They made me think about why the code uses service boundaries, what user experience tradeoffs exist around navigation, and how to separate Chromium behavior from VS Code bugs.</w:t>
+      <w:pPr>
+        <w:pStyle w:val="Heading2"/>
+        <w:rPr>
+          <w:rFonts w:ascii="Arial" w:eastAsiaTheme="minorEastAsia" w:hAnsi="Arial" w:cstheme="minorBidi"/>
+          <w:b w:val="0"/>
+          <w:bCs w:val="0"/>
+          <w:color w:val="000000"/>
+          <w:sz w:val="21"/>
+          <w:szCs w:val="22"/>
+        </w:rPr>
+      </w:pPr>
+      <w:r>
+        <w:rPr>
+          <w:rFonts w:ascii="Arial" w:eastAsiaTheme="minorEastAsia" w:hAnsi="Arial" w:cstheme="minorBidi"/>
+          <w:b w:val="0"/>
+          <w:bCs w:val="0"/>
+          <w:color w:val="000000"/>
+          <w:sz w:val="21"/>
+          <w:szCs w:val="22"/>
+        </w:rPr>
+        <w:t>The Learning questions were valuable because they concentrated on the specific architecture and tradeoffs presented in the PR, rather than general GitHub questions. They prompted me to consider why the code implements service boundaries, the user experience tradeoffs related to navigation, and how to distinguish Chromium behavior from VS Code bugs.</w:t>
+      </w:r>
+      <w:r>
+        <w:rPr>
+          <w:rFonts w:ascii="Arial" w:eastAsiaTheme="minorEastAsia" w:hAnsi="Arial" w:cstheme="minorBidi"/>
+          <w:b w:val="0"/>
+          <w:bCs w:val="0"/>
+          <w:color w:val="000000"/>
+          <w:sz w:val="21"/>
+          <w:szCs w:val="22"/>
+        </w:rPr>
+        <w:br/>
       </w:r>
     </w:p>
     <w:p>
